--- a/2026 الى 2027/خطط القسم 2027/خطة الضعيفات -قسم الكيمياء 2027/خطة الضعيفات لقسم الكيمياء 2026-2027.docx
+++ b/2026 الى 2027/خطط القسم 2027/خطة الضعيفات -قسم الكيمياء 2027/خطة الضعيفات لقسم الكيمياء 2026-2027.docx
@@ -376,7 +376,7 @@
                                 <w:rtl/>
                                 <w:lang w:bidi="ar-QA"/>
                               </w:rPr>
-                              <w:t>6</w:t>
+                              <w:t>7</w:t>
                             </w:r>
                             <w:r>
                               <w:rPr>
@@ -400,7 +400,7 @@
                                 <w:rtl/>
                                 <w:lang w:bidi="ar-QA"/>
                               </w:rPr>
-                              <w:t>5</w:t>
+                              <w:t>7</w:t>
                             </w:r>
                           </w:p>
                         </w:txbxContent>
@@ -609,7 +609,7 @@
                           <w:rtl/>
                           <w:lang w:bidi="ar-QA"/>
                         </w:rPr>
-                        <w:t>6</w:t>
+                        <w:t>7</w:t>
                       </w:r>
                       <w:r>
                         <w:rPr>
@@ -633,7 +633,7 @@
                           <w:rtl/>
                           <w:lang w:bidi="ar-QA"/>
                         </w:rPr>
-                        <w:t>5</w:t>
+                        <w:t>7</w:t>
                       </w:r>
                     </w:p>
                   </w:txbxContent>
